--- a/src/data/cover_letters_2026-03-24/coface_jobs_data-scientists-ml-engineers_bois-colombes.docx
+++ b/src/data/cover_letters_2026-03-24/coface_jobs_data-scientists-ml-engineers_bois-colombes.docx
@@ -33,7 +33,7 @@
         <w:spacing w:after="0"/>
       </w:pPr>
       <w:r>
-        <w:t>These opportunities have allowed me to sharpen my Python skills while working with the modern data stack (check my GitHub: https://github.com/ohassanaly). I bridge the gap between those technologies and domain experts to create business value. I have a strong foundation in Machine Learning and AI technologies, which aligns well with your team’s focus on scoring the risk of business failure and designing search engines using embeddings. Furthermore, I am experienced in deploying applications on Docker/Kubernetes infrastructures and have a solid understanding of CI/CD pipelines, which are crucial for the Data Lab's operations.</w:t>
+        <w:t xml:space="preserve">These opportunities have allowed me to sharpen my Python skills while working with the modern data stack (check my GitHub: https://github.com/ohassanaly). I bridge the gap between those technologies and domain experts to create business value. For instance, I currently teach lectures on data warehouses and artificial intelligence at Paris Cité University to Master's students in health sciences. </w:t>
       </w:r>
     </w:p>
     <w:p>
@@ -72,7 +72,7 @@
         <w:spacing w:after="0"/>
       </w:pPr>
       <w:r>
-        <w:t>Dynamic, curious, and aware of the importance of teamwork in order to achieve more, I combine technical expertise with presentation and communication skills. I firmly believe that human interactions help us grow, and I am enthusiastic about contributing to knowledge sharing and technology monitoring within the Data Lab team. I am excited about the opportunity to design and develop complete solutions, from data extraction and modeling to deployment and monitoring in production, helping organizations to get the most out of their data assets.</w:t>
+        <w:t>Dynamic, curious, and aware of the importance of teamwork in order to achieve more, I combine technical expertise with presentation and communication skills. I am particularly drawn to the opportunity to join Data Lab, where I can contribute to innovative projects involving Machine Learning, AI technologies, and solid Software Engineering practices. I am eager to leverage my experience in Python and best practices for continuous integration to design and develop complete solutions, from data extraction and modeling to deployment on container infrastructures and in the cloud. I look forward to being part of a team that values knowledge sharing and technology monitoring, helping organizations to get the most out of their data assets.</w:t>
       </w:r>
     </w:p>
     <w:sectPr>
